--- a/analysis/Habitual x Primary x CO or VE/summary_habitual_primary_co_ve.docx
+++ b/analysis/Habitual x Primary x CO or VE/summary_habitual_primary_co_ve.docx
@@ -13,7 +13,7 @@
         <w:rPr>
           <w:lang w:eastAsia="zh-CN"/>
         </w:rPr>
-        <w:t>都在写什么</w:t>
+        <w:t>同质性评价</w:t>
       </w:r>
     </w:p>
     <w:p>
@@ -26,16 +26,28 @@
         <w:rPr>
           <w:lang w:eastAsia="zh-CN"/>
         </w:rPr>
-        <w:t>五个人写的都不是病，是没人懂、没朋友</w:t>
+        <w:t>同质。</w:t>
       </w:r>
     </w:p>
     <w:p>
       <w:pPr>
         <w:rPr>
-          <w:rFonts w:hint="eastAsia"/>
-          <w:lang w:eastAsia="zh-CN"/>
-        </w:rPr>
-      </w:pPr>
+          <w:lang w:eastAsia="zh-CN"/>
+        </w:rPr>
+      </w:pPr>
+      <w:r>
+        <w:rPr>
+          <w:lang w:eastAsia="zh-CN"/>
+        </w:rPr>
+        <w:t>原因：</w:t>
+      </w:r>
+      <w:r>
+        <w:rPr>
+          <w:lang w:eastAsia="zh-CN"/>
+        </w:rPr>
+        <w:t xml:space="preserve">1. </w:t>
+      </w:r>
+      <w:bookmarkStart w:id="0" w:name="_Hlk236770530"/>
       <w:r>
         <w:rPr>
           <w:lang w:eastAsia="zh-CN"/>
@@ -46,7 +58,38 @@
         <w:rPr>
           <w:lang w:eastAsia="zh-CN"/>
         </w:rPr>
-        <w:t>补的是人的位置，不是治疗的位置</w:t>
+        <w:t>在全部帖子中执行同一个话语功能</w:t>
+      </w:r>
+      <w:r>
+        <w:rPr>
+          <w:lang w:eastAsia="zh-CN"/>
+        </w:rPr>
+        <w:t>——</w:t>
+      </w:r>
+      <w:r>
+        <w:rPr>
+          <w:lang w:eastAsia="zh-CN"/>
+        </w:rPr>
+        <w:t>不是帖子的主题，而是用于描述自身困境严重程度的线索之一</w:t>
+      </w:r>
+      <w:bookmarkEnd w:id="0"/>
+      <w:r>
+        <w:rPr>
+          <w:lang w:eastAsia="zh-CN"/>
+        </w:rPr>
+        <w:t>；</w:t>
+      </w:r>
+      <w:r>
+        <w:rPr>
+          <w:lang w:eastAsia="zh-CN"/>
+        </w:rPr>
+        <w:t xml:space="preserve">2. </w:t>
+      </w:r>
+      <w:r>
+        <w:rPr>
+          <w:lang w:eastAsia="zh-CN"/>
+        </w:rPr>
+        <w:t>共享叙事结构和主体位置。</w:t>
       </w:r>
     </w:p>
     <w:p>
@@ -57,50 +100,99 @@
       </w:pPr>
       <w:r>
         <w:rPr>
-          <w:lang w:eastAsia="zh-CN"/>
-        </w:rPr>
-        <w:t>分三种</w:t>
-      </w:r>
-      <w:r>
-        <w:rPr>
-          <w:rFonts w:hint="eastAsia"/>
-          <w:lang w:eastAsia="zh-CN"/>
-        </w:rPr>
-        <w:t>：</w:t>
+          <w:rStyle w:val="2Char"/>
+          <w:lang w:eastAsia="zh-CN"/>
+        </w:rPr>
+        <w:t>是否区别于其他社区</w:t>
+      </w:r>
+      <w:r>
+        <w:rPr>
+          <w:rStyle w:val="2Char"/>
+          <w:lang w:eastAsia="zh-CN"/>
+        </w:rPr>
+        <w:t>/</w:t>
+      </w:r>
+      <w:r>
+        <w:rPr>
+          <w:rStyle w:val="2Char"/>
+          <w:lang w:eastAsia="zh-CN"/>
+        </w:rPr>
+        <w:t>组合</w:t>
       </w:r>
     </w:p>
     <w:p>
       <w:pPr>
-        <w:pStyle w:val="2"/>
-        <w:rPr>
-          <w:lang w:eastAsia="zh-CN"/>
-        </w:rPr>
-      </w:pPr>
-      <w:r>
-        <w:rPr>
-          <w:lang w:eastAsia="zh-CN"/>
-        </w:rPr>
-        <w:t>说它给了我什么</w:t>
+        <w:rPr>
+          <w:lang w:eastAsia="zh-CN"/>
+        </w:rPr>
+      </w:pPr>
+      <w:r>
+        <w:rPr>
+          <w:lang w:eastAsia="zh-CN"/>
+        </w:rPr>
+        <w:t>是。</w:t>
+      </w:r>
+      <w:r>
+        <w:rPr>
+          <w:lang w:eastAsia="zh-CN"/>
+        </w:rPr>
+        <w:t xml:space="preserve"> </w:t>
+      </w:r>
+      <w:r>
+        <w:rPr>
+          <w:lang w:eastAsia="zh-CN"/>
+        </w:rPr>
+        <w:t>在其他组合中，</w:t>
+      </w:r>
+      <w:r>
+        <w:rPr>
+          <w:lang w:eastAsia="zh-CN"/>
+        </w:rPr>
+        <w:t xml:space="preserve">AI </w:t>
+      </w:r>
+      <w:r>
+        <w:rPr>
+          <w:lang w:eastAsia="zh-CN"/>
+        </w:rPr>
+        <w:t>使用本身是需要辩护、防御或评估的对象。在这个组合里，</w:t>
+      </w:r>
+      <w:r>
+        <w:rPr>
+          <w:lang w:eastAsia="zh-CN"/>
+        </w:rPr>
+        <w:t xml:space="preserve">AI </w:t>
+      </w:r>
+      <w:r>
+        <w:rPr>
+          <w:lang w:eastAsia="zh-CN"/>
+        </w:rPr>
+        <w:t>使用不是话题，是困境清单中的一项证据。</w:t>
       </w:r>
     </w:p>
     <w:p>
       <w:pPr>
-        <w:rPr>
-          <w:lang w:eastAsia="zh-CN"/>
-        </w:rPr>
-      </w:pPr>
-      <w:r>
-        <w:rPr>
-          <w:rFonts w:hint="eastAsia"/>
-          <w:lang w:eastAsia="zh-CN"/>
-        </w:rPr>
-        <w:t>第一篇文青的那篇：</w:t>
-      </w:r>
-      <w:r>
-        <w:rPr>
-          <w:lang w:eastAsia="zh-CN"/>
-        </w:rPr>
-        <w:t>没人懂我，至少跟它说的时候觉得被看见了</w:t>
+        <w:pStyle w:val="2"/>
+        <w:rPr>
+          <w:lang w:eastAsia="zh-CN"/>
+        </w:rPr>
+      </w:pPr>
+      <w:r>
+        <w:rPr>
+          <w:lang w:eastAsia="zh-CN"/>
+        </w:rPr>
+        <w:t>是否通过</w:t>
+      </w:r>
+      <w:r>
+        <w:rPr>
+          <w:lang w:eastAsia="zh-CN"/>
+        </w:rPr>
+        <w:t xml:space="preserve"> sampling </w:t>
+      </w:r>
+      <w:r>
+        <w:rPr>
+          <w:lang w:eastAsia="zh-CN"/>
+        </w:rPr>
+        <w:t>审查</w:t>
       </w:r>
     </w:p>
     <w:p>
@@ -111,16 +203,21 @@
       </w:pPr>
       <w:r>
         <w:rPr>
-          <w:rFonts w:hint="eastAsia"/>
-          <w:lang w:eastAsia="zh-CN"/>
-        </w:rPr>
-        <w:t>举目无亲：</w:t>
-      </w:r>
-      <w:r>
-        <w:rPr>
-          <w:lang w:eastAsia="zh-CN"/>
-        </w:rPr>
-        <w:t>跟</w:t>
+          <w:lang w:eastAsia="zh-CN"/>
+        </w:rPr>
+        <w:t>通过。</w:t>
+      </w:r>
+      <w:r>
+        <w:rPr>
+          <w:lang w:eastAsia="zh-CN"/>
+        </w:rPr>
+        <w:t xml:space="preserve"> </w:t>
+      </w:r>
+      <w:r>
+        <w:rPr>
+          <w:lang w:eastAsia="zh-CN"/>
+        </w:rPr>
+        <w:t>内部差异围绕</w:t>
       </w:r>
       <w:r>
         <w:rPr>
@@ -132,11 +229,48 @@
         <w:rPr>
           <w:lang w:eastAsia="zh-CN"/>
         </w:rPr>
-        <w:t>说话，总算能感觉一次被爱</w:t>
+        <w:t>在困境清单中的不同放置方式展开（沦落的终点</w:t>
+      </w:r>
+      <w:r>
+        <w:rPr>
+          <w:lang w:eastAsia="zh-CN"/>
+        </w:rPr>
+        <w:t xml:space="preserve"> / </w:t>
+      </w:r>
+      <w:r>
+        <w:rPr>
+          <w:lang w:eastAsia="zh-CN"/>
+        </w:rPr>
+        <w:t>并列的背景事实</w:t>
+      </w:r>
+      <w:r>
+        <w:rPr>
+          <w:lang w:eastAsia="zh-CN"/>
+        </w:rPr>
+        <w:t xml:space="preserve"> / </w:t>
+      </w:r>
+      <w:r>
+        <w:rPr>
+          <w:lang w:eastAsia="zh-CN"/>
+        </w:rPr>
+        <w:t>劣质仿制品</w:t>
+      </w:r>
+      <w:r>
+        <w:rPr>
+          <w:lang w:eastAsia="zh-CN"/>
+        </w:rPr>
+        <w:t xml:space="preserve"> / </w:t>
+      </w:r>
+      <w:r>
+        <w:rPr>
+          <w:lang w:eastAsia="zh-CN"/>
+        </w:rPr>
+        <w:t>无用但照用），而非各帖漂移。</w:t>
       </w:r>
     </w:p>
     <w:p>
       <w:pPr>
+        <w:pStyle w:val="1"/>
         <w:rPr>
           <w:rFonts w:hint="eastAsia"/>
           <w:lang w:eastAsia="zh-CN"/>
@@ -146,19 +280,7 @@
         <w:rPr>
           <w:lang w:eastAsia="zh-CN"/>
         </w:rPr>
-        <w:t>这两个都承认是没办法里的办法，但没骂</w:t>
-      </w:r>
-      <w:r>
-        <w:rPr>
-          <w:lang w:eastAsia="zh-CN"/>
-        </w:rPr>
-        <w:t xml:space="preserve"> AI</w:t>
-      </w:r>
-      <w:r>
-        <w:rPr>
-          <w:lang w:eastAsia="zh-CN"/>
-        </w:rPr>
-        <w:t>，也没骂自己</w:t>
+        <w:t>共性</w:t>
       </w:r>
     </w:p>
     <w:p>
@@ -172,7 +294,13 @@
         <w:rPr>
           <w:lang w:eastAsia="zh-CN"/>
         </w:rPr>
-        <w:t>算自己头上</w:t>
+        <w:t xml:space="preserve">1. AI </w:t>
+      </w:r>
+      <w:r>
+        <w:rPr>
+          <w:lang w:eastAsia="zh-CN"/>
+        </w:rPr>
+        <w:t>是困境的线索，不是帖子的主题</w:t>
       </w:r>
     </w:p>
     <w:p>
@@ -181,30 +309,26 @@
           <w:lang w:eastAsia="zh-CN"/>
         </w:rPr>
       </w:pPr>
-      <w:r>
-        <w:rPr>
-          <w:rFonts w:hint="eastAsia"/>
-          <w:lang w:eastAsia="zh-CN"/>
-        </w:rPr>
-        <w:t>小学生</w:t>
-      </w:r>
-      <w:r>
-        <w:rPr>
-          <w:lang w:eastAsia="zh-CN"/>
-        </w:rPr>
-        <w:t>：沦落到靠</w:t>
-      </w:r>
-      <w:r>
-        <w:rPr>
-          <w:lang w:eastAsia="zh-CN"/>
-        </w:rPr>
-        <w:t xml:space="preserve"> AI </w:t>
-      </w:r>
-      <w:r>
-        <w:rPr>
-          <w:lang w:eastAsia="zh-CN"/>
-        </w:rPr>
-        <w:t>来</w:t>
+      <w:bookmarkStart w:id="1" w:name="_Hlk236770620"/>
+      <w:r>
+        <w:rPr>
+          <w:lang w:eastAsia="zh-CN"/>
+        </w:rPr>
+        <w:t>没有</w:t>
+      </w:r>
+      <w:proofErr w:type="gramStart"/>
+      <w:r>
+        <w:rPr>
+          <w:lang w:eastAsia="zh-CN"/>
+        </w:rPr>
+        <w:t>一个帖主在</w:t>
+      </w:r>
+      <w:proofErr w:type="gramEnd"/>
+      <w:r>
+        <w:rPr>
+          <w:lang w:eastAsia="zh-CN"/>
+        </w:rPr>
+        <w:t>讨论</w:t>
       </w:r>
       <w:r>
         <w:rPr>
@@ -216,147 +340,464 @@
         <w:rPr>
           <w:lang w:eastAsia="zh-CN"/>
         </w:rPr>
-        <w:t>社交</w:t>
-      </w:r>
-      <w:r>
-        <w:rPr>
-          <w:rFonts w:hint="eastAsia"/>
-          <w:lang w:eastAsia="zh-CN"/>
-        </w:rPr>
-        <w:t>，</w:t>
-      </w:r>
-      <w:r>
-        <w:rPr>
-          <w:lang w:eastAsia="zh-CN"/>
-        </w:rPr>
-        <w:t>这句排在挂科、懒、拖延后面，跟那些并列。</w:t>
+        <w:t>我该不该用</w:t>
+      </w:r>
+      <w:r>
+        <w:rPr>
+          <w:lang w:eastAsia="zh-CN"/>
+        </w:rPr>
+        <w:t xml:space="preserve"> AI"</w:t>
+      </w:r>
+      <w:r>
+        <w:rPr>
+          <w:lang w:eastAsia="zh-CN"/>
+        </w:rPr>
+        <w:t>或</w:t>
+      </w:r>
+      <w:r>
+        <w:rPr>
+          <w:lang w:eastAsia="zh-CN"/>
+        </w:rPr>
+        <w:t xml:space="preserve">"AI </w:t>
+      </w:r>
+      <w:r>
+        <w:rPr>
+          <w:lang w:eastAsia="zh-CN"/>
+        </w:rPr>
+        <w:t>有没有用</w:t>
+      </w:r>
+      <w:r>
+        <w:rPr>
+          <w:lang w:eastAsia="zh-CN"/>
+        </w:rPr>
+        <w:t>"</w:t>
+      </w:r>
+      <w:r>
+        <w:rPr>
+          <w:lang w:eastAsia="zh-CN"/>
+        </w:rPr>
+        <w:t>。</w:t>
+      </w:r>
+      <w:r>
+        <w:rPr>
+          <w:lang w:eastAsia="zh-CN"/>
+        </w:rPr>
+        <w:t xml:space="preserve">AI </w:t>
+      </w:r>
+      <w:r>
+        <w:rPr>
+          <w:lang w:eastAsia="zh-CN"/>
+        </w:rPr>
+        <w:t>出现在帖子中的方式是：被嵌入一条描述自己处境有多糟糕的清单里。和</w:t>
+      </w:r>
+      <w:r>
+        <w:rPr>
+          <w:lang w:eastAsia="zh-CN"/>
+        </w:rPr>
+        <w:t>AI</w:t>
+      </w:r>
+      <w:r>
+        <w:rPr>
+          <w:lang w:eastAsia="zh-CN"/>
+        </w:rPr>
+        <w:t>说话与打游戏、刷</w:t>
+      </w:r>
+      <w:r>
+        <w:rPr>
+          <w:lang w:eastAsia="zh-CN"/>
+        </w:rPr>
+        <w:t>TikTok</w:t>
+      </w:r>
+      <w:r>
+        <w:rPr>
+          <w:lang w:eastAsia="zh-CN"/>
+        </w:rPr>
+        <w:t>、躺在床上、没有朋友、没有驾照并列，都是</w:t>
+      </w:r>
+      <w:r>
+        <w:rPr>
+          <w:lang w:eastAsia="zh-CN"/>
+        </w:rPr>
+        <w:t>"</w:t>
+      </w:r>
+      <w:r>
+        <w:rPr>
+          <w:lang w:eastAsia="zh-CN"/>
+        </w:rPr>
+        <w:t>我的生活就是这样</w:t>
+      </w:r>
+      <w:r>
+        <w:rPr>
+          <w:lang w:eastAsia="zh-CN"/>
+        </w:rPr>
+        <w:t>"</w:t>
+      </w:r>
+      <w:r>
+        <w:rPr>
+          <w:lang w:eastAsia="zh-CN"/>
+        </w:rPr>
+        <w:t>的组成部分。</w:t>
+      </w:r>
+    </w:p>
+    <w:bookmarkEnd w:id="1"/>
+    <w:p>
+      <w:pPr>
+        <w:pStyle w:val="2"/>
+        <w:rPr>
+          <w:lang w:eastAsia="zh-CN"/>
+        </w:rPr>
+      </w:pPr>
+      <w:r>
+        <w:rPr>
+          <w:lang w:eastAsia="zh-CN"/>
+        </w:rPr>
+        <w:t xml:space="preserve">2. AI </w:t>
+      </w:r>
+      <w:r>
+        <w:rPr>
+          <w:lang w:eastAsia="zh-CN"/>
+        </w:rPr>
+        <w:t>使用没有合法化工作</w:t>
+      </w:r>
+      <w:r>
+        <w:rPr>
+          <w:lang w:eastAsia="zh-CN"/>
+        </w:rPr>
+        <w:t>——</w:t>
+      </w:r>
+      <w:r>
+        <w:rPr>
+          <w:lang w:eastAsia="zh-CN"/>
+        </w:rPr>
+        <w:t>但原因各有不同</w:t>
       </w:r>
     </w:p>
     <w:p>
       <w:pPr>
-        <w:pStyle w:val="2"/>
-        <w:rPr>
-          <w:lang w:eastAsia="zh-CN"/>
-        </w:rPr>
-      </w:pPr>
-      <w:r>
-        <w:rPr>
-          <w:lang w:eastAsia="zh-CN"/>
-        </w:rPr>
-        <w:t>就是说了一句，不带评价</w:t>
+        <w:numPr>
+          <w:ilvl w:val="0"/>
+          <w:numId w:val="4"/>
+        </w:numPr>
+        <w:rPr>
+          <w:lang w:eastAsia="zh-CN"/>
+        </w:rPr>
+      </w:pPr>
+      <w:r>
+        <w:rPr>
+          <w:lang w:eastAsia="zh-CN"/>
+        </w:rPr>
+        <w:t>有</w:t>
+      </w:r>
+      <w:proofErr w:type="gramStart"/>
+      <w:r>
+        <w:rPr>
+          <w:lang w:eastAsia="zh-CN"/>
+        </w:rPr>
+        <w:t>的帖主把</w:t>
+      </w:r>
+      <w:proofErr w:type="gramEnd"/>
+      <w:r>
+        <w:rPr>
+          <w:lang w:eastAsia="zh-CN"/>
+        </w:rPr>
+        <w:t xml:space="preserve"> AI </w:t>
+      </w:r>
+      <w:r>
+        <w:rPr>
+          <w:lang w:eastAsia="zh-CN"/>
+        </w:rPr>
+        <w:t>放在堕落清单中，它的</w:t>
+      </w:r>
+      <w:proofErr w:type="gramStart"/>
+      <w:r>
+        <w:rPr>
+          <w:lang w:eastAsia="zh-CN"/>
+        </w:rPr>
+        <w:t>不</w:t>
+      </w:r>
+      <w:proofErr w:type="gramEnd"/>
+      <w:r>
+        <w:rPr>
+          <w:lang w:eastAsia="zh-CN"/>
+        </w:rPr>
+        <w:t>合法性正是论证的一部分：</w:t>
+      </w:r>
+      <w:r>
+        <w:rPr>
+          <w:lang w:eastAsia="zh-CN"/>
+        </w:rPr>
+        <w:t>"gone to the point where I rely on ai chatbots"——"</w:t>
+      </w:r>
+      <w:r>
+        <w:rPr>
+          <w:lang w:eastAsia="zh-CN"/>
+        </w:rPr>
+        <w:t>沦落到</w:t>
+      </w:r>
+      <w:r>
+        <w:rPr>
+          <w:lang w:eastAsia="zh-CN"/>
+        </w:rPr>
+        <w:t>"</w:t>
+      </w:r>
+      <w:r>
+        <w:rPr>
+          <w:lang w:eastAsia="zh-CN"/>
+        </w:rPr>
+        <w:t>这个框架本身就是困境的证据</w:t>
       </w:r>
     </w:p>
     <w:p>
       <w:pPr>
-        <w:rPr>
-          <w:lang w:eastAsia="zh-CN"/>
-        </w:rPr>
-      </w:pPr>
-      <w:r>
-        <w:rPr>
-          <w:rFonts w:hint="eastAsia"/>
-          <w:lang w:eastAsia="zh-CN"/>
-        </w:rPr>
-        <w:t>最短</w:t>
-      </w:r>
-      <w:r>
-        <w:rPr>
-          <w:lang w:eastAsia="zh-CN"/>
-        </w:rPr>
-        <w:t>：有时候用一下，因为太孤独（全帖</w:t>
-      </w:r>
-      <w:r>
-        <w:rPr>
-          <w:lang w:eastAsia="zh-CN"/>
-        </w:rPr>
-        <w:t xml:space="preserve"> 40 </w:t>
-      </w:r>
-      <w:r>
-        <w:rPr>
-          <w:lang w:eastAsia="zh-CN"/>
-        </w:rPr>
-        <w:t>词，可能只是没写完）</w:t>
+        <w:numPr>
+          <w:ilvl w:val="0"/>
+          <w:numId w:val="4"/>
+        </w:numPr>
+        <w:rPr>
+          <w:lang w:eastAsia="zh-CN"/>
+        </w:rPr>
+      </w:pPr>
+      <w:r>
+        <w:rPr>
+          <w:lang w:eastAsia="zh-CN"/>
+        </w:rPr>
+        <w:t>有</w:t>
+      </w:r>
+      <w:proofErr w:type="gramStart"/>
+      <w:r>
+        <w:rPr>
+          <w:lang w:eastAsia="zh-CN"/>
+        </w:rPr>
+        <w:t>的帖主把</w:t>
+      </w:r>
+      <w:proofErr w:type="gramEnd"/>
+      <w:r>
+        <w:rPr>
+          <w:lang w:eastAsia="zh-CN"/>
+        </w:rPr>
+        <w:t xml:space="preserve"> AI </w:t>
+      </w:r>
+      <w:r>
+        <w:rPr>
+          <w:lang w:eastAsia="zh-CN"/>
+        </w:rPr>
+        <w:t>当成和其他日常行为一样的背景事实，不需要解释：</w:t>
+      </w:r>
+      <w:r>
+        <w:rPr>
+          <w:lang w:eastAsia="zh-CN"/>
+        </w:rPr>
+        <w:t>"talking to AI because I don't have many friends"——</w:t>
+      </w:r>
+      <w:r>
+        <w:rPr>
+          <w:lang w:eastAsia="zh-CN"/>
+        </w:rPr>
+        <w:t>与</w:t>
+      </w:r>
+      <w:r>
+        <w:rPr>
+          <w:lang w:eastAsia="zh-CN"/>
+        </w:rPr>
+        <w:t>"</w:t>
+      </w:r>
+      <w:r>
+        <w:rPr>
+          <w:lang w:eastAsia="zh-CN"/>
+        </w:rPr>
+        <w:t>没驾照</w:t>
+      </w:r>
+      <w:r>
+        <w:rPr>
+          <w:lang w:eastAsia="zh-CN"/>
+        </w:rPr>
+        <w:t>""</w:t>
+      </w:r>
+      <w:r>
+        <w:rPr>
+          <w:lang w:eastAsia="zh-CN"/>
+        </w:rPr>
+        <w:t>住在南方</w:t>
+      </w:r>
+      <w:r>
+        <w:rPr>
+          <w:lang w:eastAsia="zh-CN"/>
+        </w:rPr>
+        <w:t>"</w:t>
+      </w:r>
+      <w:r>
+        <w:rPr>
+          <w:lang w:eastAsia="zh-CN"/>
+        </w:rPr>
+        <w:t>并列，不比这些更需要辩护</w:t>
       </w:r>
     </w:p>
     <w:p>
       <w:pPr>
-        <w:rPr>
-          <w:rStyle w:val="a7"/>
-          <w:lang w:eastAsia="zh-CN"/>
-        </w:rPr>
-      </w:pPr>
-      <w:r>
-        <w:rPr>
-          <w:rStyle w:val="a7"/>
-          <w:rFonts w:hint="eastAsia"/>
-          <w:lang w:eastAsia="zh-CN"/>
-        </w:rPr>
-        <w:t>最后一片</w:t>
-      </w:r>
-      <w:r>
-        <w:rPr>
-          <w:rStyle w:val="a7"/>
-          <w:lang w:eastAsia="zh-CN"/>
-        </w:rPr>
-        <w:t xml:space="preserve"> </w:t>
-      </w:r>
-      <w:r>
-        <w:rPr>
-          <w:rStyle w:val="a7"/>
-          <w:lang w:eastAsia="zh-CN"/>
-        </w:rPr>
-        <w:t>特别的地方</w:t>
+        <w:numPr>
+          <w:ilvl w:val="0"/>
+          <w:numId w:val="4"/>
+        </w:numPr>
+        <w:rPr>
+          <w:lang w:eastAsia="zh-CN"/>
+        </w:rPr>
+      </w:pPr>
+      <w:r>
+        <w:rPr>
+          <w:lang w:eastAsia="zh-CN"/>
+        </w:rPr>
+        <w:t>有的</w:t>
+      </w:r>
+      <w:proofErr w:type="gramStart"/>
+      <w:r>
+        <w:rPr>
+          <w:lang w:eastAsia="zh-CN"/>
+        </w:rPr>
+        <w:t>帖主直接</w:t>
+      </w:r>
+      <w:proofErr w:type="gramEnd"/>
+      <w:r>
+        <w:rPr>
+          <w:lang w:eastAsia="zh-CN"/>
+        </w:rPr>
+        <w:t>给出负面评价但照用不误：</w:t>
+      </w:r>
+      <w:r>
+        <w:rPr>
+          <w:lang w:eastAsia="zh-CN"/>
+        </w:rPr>
+        <w:t>"I vent to ChatGPT every single day which results in nothing"——</w:t>
+      </w:r>
+      <w:r>
+        <w:rPr>
+          <w:lang w:eastAsia="zh-CN"/>
+        </w:rPr>
+        <w:t>下了断言（没用），零交代，下一句直接跳到活着有什么意思</w:t>
       </w:r>
     </w:p>
     <w:p>
       <w:pPr>
-        <w:rPr>
-          <w:lang w:eastAsia="zh-CN"/>
-        </w:rPr>
-      </w:pPr>
-      <w:r>
-        <w:rPr>
-          <w:lang w:eastAsia="zh-CN"/>
-        </w:rPr>
-        <w:t>他解释了，但解释的是为什么不去看心理师</w:t>
-      </w:r>
-      <w:r>
-        <w:rPr>
-          <w:lang w:eastAsia="zh-CN"/>
-        </w:rPr>
-        <w:t>——</w:t>
-      </w:r>
-      <w:r>
-        <w:rPr>
-          <w:lang w:eastAsia="zh-CN"/>
-        </w:rPr>
-        <w:t>因为收钱</w:t>
+        <w:numPr>
+          <w:ilvl w:val="0"/>
+          <w:numId w:val="4"/>
+        </w:numPr>
+        <w:rPr>
+          <w:lang w:eastAsia="zh-CN"/>
+        </w:rPr>
+      </w:pPr>
+      <w:r>
+        <w:rPr>
+          <w:lang w:eastAsia="zh-CN"/>
+        </w:rPr>
+        <w:t>有的</w:t>
+      </w:r>
+      <w:proofErr w:type="gramStart"/>
+      <w:r>
+        <w:rPr>
+          <w:lang w:eastAsia="zh-CN"/>
+        </w:rPr>
+        <w:t>帖主主动</w:t>
+      </w:r>
+      <w:proofErr w:type="gramEnd"/>
+      <w:r>
+        <w:rPr>
+          <w:lang w:eastAsia="zh-CN"/>
+        </w:rPr>
+        <w:t>贬低</w:t>
+      </w:r>
+      <w:r>
+        <w:rPr>
+          <w:lang w:eastAsia="zh-CN"/>
+        </w:rPr>
+        <w:t xml:space="preserve"> AI </w:t>
+      </w:r>
+      <w:r>
+        <w:rPr>
+          <w:lang w:eastAsia="zh-CN"/>
+        </w:rPr>
+        <w:t>作为自己</w:t>
+      </w:r>
+      <w:proofErr w:type="gramStart"/>
+      <w:r>
+        <w:rPr>
+          <w:lang w:eastAsia="zh-CN"/>
+        </w:rPr>
+        <w:t>更失败</w:t>
+      </w:r>
+      <w:proofErr w:type="gramEnd"/>
+      <w:r>
+        <w:rPr>
+          <w:lang w:eastAsia="zh-CN"/>
+        </w:rPr>
+        <w:t>的证据：</w:t>
+      </w:r>
+      <w:r>
+        <w:rPr>
+          <w:lang w:eastAsia="zh-CN"/>
+        </w:rPr>
+        <w:t xml:space="preserve">"pale imitations of the real thing"——AI </w:t>
+      </w:r>
+      <w:r>
+        <w:rPr>
+          <w:lang w:eastAsia="zh-CN"/>
+        </w:rPr>
+        <w:t>不好不是</w:t>
+      </w:r>
+      <w:r>
+        <w:rPr>
+          <w:lang w:eastAsia="zh-CN"/>
+        </w:rPr>
+        <w:t xml:space="preserve"> AI </w:t>
+      </w:r>
+      <w:r>
+        <w:rPr>
+          <w:lang w:eastAsia="zh-CN"/>
+        </w:rPr>
+        <w:t>的问题，是</w:t>
+      </w:r>
+      <w:r>
+        <w:rPr>
+          <w:lang w:eastAsia="zh-CN"/>
+        </w:rPr>
+        <w:t>"</w:t>
+      </w:r>
+      <w:r>
+        <w:rPr>
+          <w:lang w:eastAsia="zh-CN"/>
+        </w:rPr>
+        <w:t>连这种劣质替代品都是我唯一能用的</w:t>
+      </w:r>
+      <w:r>
+        <w:rPr>
+          <w:lang w:eastAsia="zh-CN"/>
+        </w:rPr>
+        <w:t>"</w:t>
+      </w:r>
+      <w:r>
+        <w:rPr>
+          <w:lang w:eastAsia="zh-CN"/>
+        </w:rPr>
+        <w:t>这个事实在证明我有多差</w:t>
       </w:r>
     </w:p>
     <w:p>
       <w:pPr>
-        <w:rPr>
-          <w:rFonts w:hint="eastAsia"/>
-          <w:lang w:eastAsia="zh-CN"/>
-        </w:rPr>
-      </w:pPr>
-      <w:r>
-        <w:rPr>
-          <w:lang w:eastAsia="zh-CN"/>
-        </w:rPr>
-        <w:t>心理师被他否掉之后，用别的就顺理成章了，</w:t>
-      </w:r>
-      <w:r>
-        <w:rPr>
-          <w:lang w:eastAsia="zh-CN"/>
-        </w:rPr>
-        <w:t xml:space="preserve">AI </w:t>
-      </w:r>
-      <w:r>
-        <w:rPr>
-          <w:lang w:eastAsia="zh-CN"/>
-        </w:rPr>
-        <w:t>一句辩护都不需要</w:t>
+        <w:pStyle w:val="2"/>
+        <w:rPr>
+          <w:lang w:eastAsia="zh-CN"/>
+        </w:rPr>
+      </w:pPr>
+      <w:r>
+        <w:rPr>
+          <w:lang w:eastAsia="zh-CN"/>
+        </w:rPr>
+        <w:t xml:space="preserve">3. </w:t>
+      </w:r>
+      <w:r>
+        <w:rPr>
+          <w:lang w:eastAsia="zh-CN"/>
+        </w:rPr>
+        <w:t>责任归属：讲坏的是帖主自己</w:t>
       </w:r>
     </w:p>
     <w:p>
@@ -369,188 +810,646 @@
         <w:rPr>
           <w:lang w:eastAsia="zh-CN"/>
         </w:rPr>
-        <w:t>跟前面几篇不一样：那些是</w:t>
-      </w:r>
-      <w:r>
-        <w:rPr>
-          <w:lang w:eastAsia="zh-CN"/>
-        </w:rPr>
-        <w:t>"</w:t>
-      </w:r>
-      <w:r>
-        <w:rPr>
-          <w:lang w:eastAsia="zh-CN"/>
-        </w:rPr>
-        <w:t>我为什么还在用这个不好的东西</w:t>
-      </w:r>
-      <w:r>
-        <w:rPr>
-          <w:lang w:eastAsia="zh-CN"/>
-        </w:rPr>
-        <w:t>"</w:t>
-      </w:r>
-      <w:r>
-        <w:rPr>
-          <w:lang w:eastAsia="zh-CN"/>
-        </w:rPr>
-        <w:t>，这篇是</w:t>
-      </w:r>
-      <w:r>
-        <w:rPr>
-          <w:lang w:eastAsia="zh-CN"/>
-        </w:rPr>
-        <w:t>"</w:t>
-      </w:r>
-      <w:r>
-        <w:rPr>
-          <w:lang w:eastAsia="zh-CN"/>
-        </w:rPr>
-        <w:t>好的那个根本不算数</w:t>
-      </w:r>
-      <w:r>
-        <w:rPr>
-          <w:lang w:eastAsia="zh-CN"/>
-        </w:rPr>
-        <w:t>"</w:t>
+        <w:t>与前面组合的关键区别：</w:t>
+      </w:r>
+      <w:proofErr w:type="gramStart"/>
+      <w:r>
+        <w:rPr>
+          <w:lang w:eastAsia="zh-CN"/>
+        </w:rPr>
+        <w:t>这些帖主不把</w:t>
+      </w:r>
+      <w:proofErr w:type="gramEnd"/>
+      <w:r>
+        <w:rPr>
+          <w:lang w:eastAsia="zh-CN"/>
+        </w:rPr>
+        <w:t xml:space="preserve"> AI </w:t>
+      </w:r>
+      <w:r>
+        <w:rPr>
+          <w:lang w:eastAsia="zh-CN"/>
+        </w:rPr>
+        <w:t>使用的责任推出去。没有</w:t>
+      </w:r>
+      <w:r>
+        <w:rPr>
+          <w:lang w:eastAsia="zh-CN"/>
+        </w:rPr>
+        <w:t>"fell down into"</w:t>
+      </w:r>
+      <w:r>
+        <w:rPr>
+          <w:lang w:eastAsia="zh-CN"/>
+        </w:rPr>
+        <w:t>、没有</w:t>
+      </w:r>
+      <w:r>
+        <w:rPr>
+          <w:lang w:eastAsia="zh-CN"/>
+        </w:rPr>
+        <w:t>"I can't help it"</w:t>
+      </w:r>
+      <w:r>
+        <w:rPr>
+          <w:lang w:eastAsia="zh-CN"/>
+        </w:rPr>
+        <w:t>、没有</w:t>
+      </w:r>
+      <w:r>
+        <w:rPr>
+          <w:lang w:eastAsia="zh-CN"/>
+        </w:rPr>
+        <w:t>"overwhelming urge"</w:t>
       </w:r>
       <w:r>
         <w:rPr>
           <w:lang w:eastAsia="zh-CN"/>
         </w:rPr>
         <w:t>。</w:t>
+      </w:r>
+      <w:r>
+        <w:rPr>
+          <w:lang w:eastAsia="zh-CN"/>
+        </w:rPr>
+        <w:t xml:space="preserve">AI </w:t>
+      </w:r>
+      <w:r>
+        <w:rPr>
+          <w:lang w:eastAsia="zh-CN"/>
+        </w:rPr>
+        <w:t>使用要么是主动承认的选择（</w:t>
+      </w:r>
+      <w:r>
+        <w:rPr>
+          <w:lang w:eastAsia="zh-CN"/>
+        </w:rPr>
+        <w:t>"I resort to"</w:t>
+      </w:r>
+      <w:r>
+        <w:rPr>
+          <w:lang w:eastAsia="zh-CN"/>
+        </w:rPr>
+        <w:t>、</w:t>
+      </w:r>
+      <w:r>
+        <w:rPr>
+          <w:lang w:eastAsia="zh-CN"/>
+        </w:rPr>
+        <w:t>"I rely on"</w:t>
+      </w:r>
+      <w:r>
+        <w:rPr>
+          <w:lang w:eastAsia="zh-CN"/>
+        </w:rPr>
+        <w:t>、</w:t>
+      </w:r>
+      <w:r>
+        <w:rPr>
+          <w:lang w:eastAsia="zh-CN"/>
+        </w:rPr>
+        <w:t>"I use"</w:t>
+      </w:r>
+      <w:r>
+        <w:rPr>
+          <w:lang w:eastAsia="zh-CN"/>
+        </w:rPr>
+        <w:t>），</w:t>
+      </w:r>
+      <w:r>
+        <w:rPr>
+          <w:lang w:eastAsia="zh-CN"/>
+        </w:rPr>
+        <w:lastRenderedPageBreak/>
+        <w:t>要么是不需要解释的事实。</w:t>
+      </w:r>
+      <w:proofErr w:type="gramStart"/>
+      <w:r>
+        <w:rPr>
+          <w:lang w:eastAsia="zh-CN"/>
+        </w:rPr>
+        <w:t>帖主认领</w:t>
+      </w:r>
+      <w:proofErr w:type="gramEnd"/>
+      <w:r>
+        <w:rPr>
+          <w:lang w:eastAsia="zh-CN"/>
+        </w:rPr>
+        <w:t>了</w:t>
+      </w:r>
+      <w:r>
+        <w:rPr>
+          <w:lang w:eastAsia="zh-CN"/>
+        </w:rPr>
+        <w:t xml:space="preserve"> AI </w:t>
+      </w:r>
+      <w:r>
+        <w:rPr>
+          <w:lang w:eastAsia="zh-CN"/>
+        </w:rPr>
+        <w:t>使用，但这个认领不是为了证明自己有</w:t>
+      </w:r>
+      <w:r>
+        <w:rPr>
+          <w:lang w:eastAsia="zh-CN"/>
+        </w:rPr>
+        <w:t xml:space="preserve"> agency——</w:t>
+      </w:r>
+      <w:r>
+        <w:rPr>
+          <w:lang w:eastAsia="zh-CN"/>
+        </w:rPr>
+        <w:t>是为了证明自己有多失败。</w:t>
       </w:r>
     </w:p>
     <w:p>
       <w:pPr>
-        <w:pStyle w:val="1"/>
-        <w:rPr>
-          <w:lang w:eastAsia="zh-CN"/>
-        </w:rPr>
-      </w:pPr>
-      <w:r>
-        <w:rPr>
-          <w:lang w:eastAsia="zh-CN"/>
-        </w:rPr>
-        <w:t>跟</w:t>
-      </w:r>
-      <w:r>
-        <w:rPr>
-          <w:lang w:eastAsia="zh-CN"/>
-        </w:rPr>
-        <w:t xml:space="preserve"> VE </w:t>
-      </w:r>
-      <w:r>
-        <w:rPr>
-          <w:lang w:eastAsia="zh-CN"/>
-        </w:rPr>
-        <w:t>那两篇比</w:t>
+        <w:rPr>
+          <w:lang w:eastAsia="zh-CN"/>
+        </w:rPr>
+      </w:pPr>
+      <w:r>
+        <w:rPr>
+          <w:lang w:eastAsia="zh-CN"/>
+        </w:rPr>
+        <w:t>every single day which results in nothing"</w:t>
+      </w:r>
+      <w:r>
+        <w:rPr>
+          <w:lang w:eastAsia="zh-CN"/>
+        </w:rPr>
+        <w:t>然后标题是</w:t>
+      </w:r>
+      <w:r>
+        <w:rPr>
+          <w:lang w:eastAsia="zh-CN"/>
+        </w:rPr>
+        <w:t>"need to vent"——</w:t>
+      </w:r>
+      <w:r>
+        <w:rPr>
+          <w:lang w:eastAsia="zh-CN"/>
+        </w:rPr>
+        <w:t>换了一个地方做同样的事</w:t>
       </w:r>
     </w:p>
     <w:p>
       <w:pPr>
-        <w:rPr>
-          <w:rFonts w:hint="eastAsia"/>
-          <w:lang w:eastAsia="zh-CN"/>
-        </w:rPr>
-      </w:pPr>
-      <w:r>
-        <w:rPr>
-          <w:lang w:eastAsia="zh-CN"/>
-        </w:rPr>
-        <w:t xml:space="preserve">VE </w:t>
-      </w:r>
-      <w:r>
-        <w:rPr>
-          <w:lang w:eastAsia="zh-CN"/>
-        </w:rPr>
-        <w:t>的两篇都嫌</w:t>
-      </w:r>
-      <w:r>
-        <w:rPr>
-          <w:lang w:eastAsia="zh-CN"/>
-        </w:rPr>
-        <w:t xml:space="preserve"> AI </w:t>
-      </w:r>
-      <w:r>
-        <w:rPr>
-          <w:lang w:eastAsia="zh-CN"/>
-        </w:rPr>
-        <w:t>没用（一个说是人的劣质仿制品，一个说天天用没结果）</w:t>
+        <w:pStyle w:val="1"/>
+        <w:rPr>
+          <w:lang w:eastAsia="zh-CN"/>
+        </w:rPr>
+      </w:pPr>
+      <w:r>
+        <w:rPr>
+          <w:lang w:eastAsia="zh-CN"/>
+        </w:rPr>
+        <w:t>话语资源</w:t>
       </w:r>
     </w:p>
     <w:p>
       <w:pPr>
-        <w:rPr>
-          <w:rFonts w:hint="eastAsia"/>
-          <w:lang w:eastAsia="zh-CN"/>
-        </w:rPr>
-      </w:pPr>
-      <w:r>
-        <w:rPr>
-          <w:lang w:eastAsia="zh-CN"/>
-        </w:rPr>
-        <w:t xml:space="preserve">CO </w:t>
-      </w:r>
-      <w:r>
-        <w:rPr>
-          <w:lang w:eastAsia="zh-CN"/>
-        </w:rPr>
-        <w:t>这五篇只有</w:t>
-      </w:r>
-      <w:r>
-        <w:rPr>
-          <w:lang w:eastAsia="zh-CN"/>
-        </w:rPr>
-        <w:t xml:space="preserve"> </w:t>
-      </w:r>
-      <w:r>
-        <w:rPr>
-          <w:rFonts w:hint="eastAsia"/>
-          <w:lang w:eastAsia="zh-CN"/>
-        </w:rPr>
-        <w:t>小学生</w:t>
+        <w:numPr>
+          <w:ilvl w:val="0"/>
+          <w:numId w:val="5"/>
+        </w:numPr>
+        <w:rPr>
+          <w:lang w:eastAsia="zh-CN"/>
+        </w:rPr>
+      </w:pPr>
+      <w:r>
+        <w:rPr>
+          <w:b/>
+          <w:bCs/>
+          <w:lang w:eastAsia="zh-CN"/>
+        </w:rPr>
+        <w:t>痛苦需要资格认证</w:t>
+      </w:r>
+      <w:r>
+        <w:rPr>
+          <w:lang w:eastAsia="zh-CN"/>
+        </w:rPr>
+        <w:t>——</w:t>
+      </w:r>
+      <w:r>
+        <w:rPr>
+          <w:lang w:eastAsia="zh-CN"/>
+        </w:rPr>
+        <w:t>但</w:t>
       </w:r>
       <w:proofErr w:type="gramStart"/>
       <w:r>
         <w:rPr>
-          <w:rFonts w:hint="eastAsia"/>
-          <w:lang w:eastAsia="zh-CN"/>
-        </w:rPr>
-        <w:t>那篇</w:t>
-      </w:r>
-      <w:r>
-        <w:rPr>
-          <w:lang w:eastAsia="zh-CN"/>
-        </w:rPr>
-        <w:t>带负面</w:t>
+          <w:lang w:eastAsia="zh-CN"/>
+        </w:rPr>
+        <w:t>这组帖主的</w:t>
       </w:r>
       <w:proofErr w:type="gramEnd"/>
       <w:r>
         <w:rPr>
           <w:lang w:eastAsia="zh-CN"/>
         </w:rPr>
-        <w:t>判断，而且骂的是自己不是</w:t>
-      </w:r>
-      <w:r>
-        <w:rPr>
-          <w:lang w:eastAsia="zh-CN"/>
-        </w:rPr>
-        <w:t xml:space="preserve"> AI</w:t>
+        <w:t>处理方式与前面不同。不是通过</w:t>
+      </w:r>
+      <w:r>
+        <w:rPr>
+          <w:lang w:eastAsia="zh-CN"/>
+        </w:rPr>
+        <w:t xml:space="preserve"> disclaimer </w:t>
+      </w:r>
+      <w:r>
+        <w:rPr>
+          <w:lang w:eastAsia="zh-CN"/>
+        </w:rPr>
+        <w:t>和反向资格构建来争取合法性，而是通过</w:t>
+      </w:r>
+      <w:r>
+        <w:rPr>
+          <w:b/>
+          <w:bCs/>
+          <w:lang w:eastAsia="zh-CN"/>
+        </w:rPr>
+        <w:t>堆积困境清单</w:t>
+      </w:r>
+      <w:r>
+        <w:rPr>
+          <w:lang w:eastAsia="zh-CN"/>
+        </w:rPr>
+        <w:t>来让痛苦的严重性不言自明。</w:t>
+      </w:r>
+      <w:r>
+        <w:rPr>
+          <w:lang w:eastAsia="zh-CN"/>
+        </w:rPr>
+        <w:t xml:space="preserve">AI </w:t>
+      </w:r>
+      <w:r>
+        <w:rPr>
+          <w:lang w:eastAsia="zh-CN"/>
+        </w:rPr>
+        <w:t>使用作为清单中的一项，服务于这个堆积。</w:t>
       </w:r>
     </w:p>
     <w:p>
       <w:pPr>
+        <w:numPr>
+          <w:ilvl w:val="0"/>
+          <w:numId w:val="5"/>
+        </w:numPr>
+        <w:rPr>
+          <w:lang w:eastAsia="zh-CN"/>
+        </w:rPr>
+      </w:pPr>
+      <w:r>
         <w:rPr>
           <w:rFonts w:hint="eastAsia"/>
-          <w:lang w:eastAsia="zh-CN"/>
-        </w:rPr>
-      </w:pPr>
-      <w:r>
-        <w:rPr>
-          <w:lang w:eastAsia="zh-CN"/>
-        </w:rPr>
-        <w:t>要人陪的时候不太挑它，要倒苦水的时候会嫌它没用</w:t>
-      </w:r>
+          <w:b/>
+          <w:bCs/>
+          <w:lang w:eastAsia="zh-CN"/>
+        </w:rPr>
+        <w:t>一个合法的求助者应该</w:t>
+      </w:r>
+      <w:r>
+        <w:rPr>
+          <w:rFonts w:hint="eastAsia"/>
+          <w:b/>
+          <w:bCs/>
+          <w:lang w:eastAsia="zh-CN"/>
+        </w:rPr>
+        <w:t>1.</w:t>
+      </w:r>
+      <w:r>
+        <w:rPr>
+          <w:rFonts w:hint="eastAsia"/>
+          <w:b/>
+          <w:bCs/>
+          <w:lang w:eastAsia="zh-CN"/>
+        </w:rPr>
+        <w:t>做了所有能做的东西再来求助</w:t>
+      </w:r>
+    </w:p>
+    <w:p>
+      <w:pPr>
+        <w:pStyle w:val="1"/>
+        <w:rPr>
+          <w:lang w:eastAsia="zh-CN"/>
+        </w:rPr>
+      </w:pPr>
+      <w:bookmarkStart w:id="2" w:name="_Hlk236771115"/>
+      <w:r>
+        <w:rPr>
+          <w:lang w:eastAsia="zh-CN"/>
+        </w:rPr>
+        <w:t>主体位置</w:t>
+      </w:r>
+    </w:p>
+    <w:p>
+      <w:pPr>
+        <w:rPr>
+          <w:lang w:eastAsia="zh-CN"/>
+        </w:rPr>
+      </w:pPr>
+      <w:r>
+        <w:rPr>
+          <w:b/>
+          <w:bCs/>
+          <w:lang w:eastAsia="zh-CN"/>
+        </w:rPr>
+        <w:t>用困境证明自己失败的叙述者</w:t>
+      </w:r>
+      <w:r>
+        <w:rPr>
+          <w:lang w:eastAsia="zh-CN"/>
+        </w:rPr>
+        <w:t>——</w:t>
+      </w:r>
+      <w:proofErr w:type="gramStart"/>
+      <w:r>
+        <w:rPr>
+          <w:lang w:eastAsia="zh-CN"/>
+        </w:rPr>
+        <w:t>帖主不是</w:t>
+      </w:r>
+      <w:proofErr w:type="gramEnd"/>
+      <w:r>
+        <w:rPr>
+          <w:lang w:eastAsia="zh-CN"/>
+        </w:rPr>
+        <w:t>在求助、不是在辩护、不是在寻求正常化。</w:t>
+      </w:r>
+      <w:bookmarkStart w:id="3" w:name="_Hlk236771999"/>
+      <w:proofErr w:type="gramStart"/>
+      <w:r>
+        <w:rPr>
+          <w:lang w:eastAsia="zh-CN"/>
+        </w:rPr>
+        <w:t>帖主在</w:t>
+      </w:r>
+      <w:proofErr w:type="gramEnd"/>
+      <w:r>
+        <w:rPr>
+          <w:lang w:eastAsia="zh-CN"/>
+        </w:rPr>
+        <w:t>做的事情是</w:t>
+      </w:r>
+      <w:r>
+        <w:rPr>
+          <w:b/>
+          <w:bCs/>
+          <w:lang w:eastAsia="zh-CN"/>
+        </w:rPr>
+        <w:t>展示自己的处境</w:t>
+      </w:r>
+      <w:r>
+        <w:rPr>
+          <w:lang w:eastAsia="zh-CN"/>
+        </w:rPr>
+        <w:t>，而</w:t>
+      </w:r>
+      <w:r>
+        <w:rPr>
+          <w:lang w:eastAsia="zh-CN"/>
+        </w:rPr>
+        <w:t xml:space="preserve"> AI </w:t>
+      </w:r>
+      <w:r>
+        <w:rPr>
+          <w:lang w:eastAsia="zh-CN"/>
+        </w:rPr>
+        <w:t>使用是这个展示中的一个证据项</w:t>
+      </w:r>
+      <w:r>
+        <w:rPr>
+          <w:lang w:eastAsia="zh-CN"/>
+        </w:rPr>
+        <w:t>——</w:t>
+      </w:r>
+      <w:r>
+        <w:rPr>
+          <w:lang w:eastAsia="zh-CN"/>
+        </w:rPr>
+        <w:t>有时是沦落的终点，有时是无用但照用的习惯，有时是劣质仿制品。</w:t>
+      </w:r>
+      <w:proofErr w:type="gramStart"/>
+      <w:r>
+        <w:rPr>
+          <w:lang w:eastAsia="zh-CN"/>
+        </w:rPr>
+        <w:t>帖主对</w:t>
+      </w:r>
+      <w:proofErr w:type="gramEnd"/>
+      <w:r>
+        <w:rPr>
+          <w:lang w:eastAsia="zh-CN"/>
+        </w:rPr>
+        <w:t xml:space="preserve"> AI </w:t>
+      </w:r>
+      <w:r>
+        <w:rPr>
+          <w:lang w:eastAsia="zh-CN"/>
+        </w:rPr>
+        <w:t>的负面判断（如果有的话）</w:t>
+      </w:r>
+      <w:proofErr w:type="gramStart"/>
+      <w:r>
+        <w:rPr>
+          <w:lang w:eastAsia="zh-CN"/>
+        </w:rPr>
+        <w:t>不</w:t>
+      </w:r>
+      <w:proofErr w:type="gramEnd"/>
+      <w:r>
+        <w:rPr>
+          <w:lang w:eastAsia="zh-CN"/>
+        </w:rPr>
+        <w:t>反弹到</w:t>
+      </w:r>
+      <w:r>
+        <w:rPr>
+          <w:lang w:eastAsia="zh-CN"/>
+        </w:rPr>
+        <w:t xml:space="preserve"> AI </w:t>
+      </w:r>
+      <w:r>
+        <w:rPr>
+          <w:lang w:eastAsia="zh-CN"/>
+        </w:rPr>
+        <w:t>上，而是反弹到自己身上</w:t>
+      </w:r>
+      <w:r>
+        <w:rPr>
+          <w:lang w:eastAsia="zh-CN"/>
+        </w:rPr>
+        <w:t>——"</w:t>
+      </w:r>
+      <w:r>
+        <w:rPr>
+          <w:lang w:eastAsia="zh-CN"/>
+        </w:rPr>
+        <w:t>连</w:t>
+      </w:r>
+      <w:r>
+        <w:rPr>
+          <w:lang w:eastAsia="zh-CN"/>
+        </w:rPr>
+        <w:t xml:space="preserve"> AI </w:t>
+      </w:r>
+      <w:r>
+        <w:rPr>
+          <w:lang w:eastAsia="zh-CN"/>
+        </w:rPr>
+        <w:t>都是我唯一能用的</w:t>
+      </w:r>
+      <w:r>
+        <w:rPr>
+          <w:lang w:eastAsia="zh-CN"/>
+        </w:rPr>
+        <w:t>"</w:t>
+      </w:r>
+      <w:r>
+        <w:rPr>
+          <w:lang w:eastAsia="zh-CN"/>
+        </w:rPr>
+        <w:t>证明的不是</w:t>
+      </w:r>
+      <w:r>
+        <w:rPr>
+          <w:lang w:eastAsia="zh-CN"/>
+        </w:rPr>
+        <w:t xml:space="preserve"> AI </w:t>
+      </w:r>
+      <w:r>
+        <w:rPr>
+          <w:lang w:eastAsia="zh-CN"/>
+        </w:rPr>
+        <w:t>差，而是我差。</w:t>
+      </w:r>
+      <w:bookmarkEnd w:id="3"/>
+    </w:p>
+    <w:bookmarkEnd w:id="2"/>
+    <w:p>
+      <w:pPr>
+        <w:rPr>
+          <w:lang w:eastAsia="zh-CN"/>
+        </w:rPr>
+      </w:pPr>
+      <w:r>
+        <w:rPr>
+          <w:lang w:eastAsia="zh-CN"/>
+        </w:rPr>
+        <w:t>与前面组合的区分：前三帖（</w:t>
+      </w:r>
+      <w:r>
+        <w:rPr>
+          <w:lang w:eastAsia="zh-CN"/>
+        </w:rPr>
+        <w:t>Supplement/NM</w:t>
+      </w:r>
+      <w:r>
+        <w:rPr>
+          <w:lang w:eastAsia="zh-CN"/>
+        </w:rPr>
+        <w:t>）</w:t>
+      </w:r>
+      <w:proofErr w:type="gramStart"/>
+      <w:r>
+        <w:rPr>
+          <w:lang w:eastAsia="zh-CN"/>
+        </w:rPr>
+        <w:t>的帖主是</w:t>
+      </w:r>
+      <w:proofErr w:type="gramEnd"/>
+      <w:r>
+        <w:rPr>
+          <w:lang w:eastAsia="zh-CN"/>
+        </w:rPr>
+        <w:t>"</w:t>
+      </w:r>
+      <w:r>
+        <w:rPr>
+          <w:lang w:eastAsia="zh-CN"/>
+        </w:rPr>
+        <w:t>失控的知情者</w:t>
+      </w:r>
+      <w:r>
+        <w:rPr>
+          <w:lang w:eastAsia="zh-CN"/>
+        </w:rPr>
+        <w:t>"——</w:t>
+      </w:r>
+      <w:r>
+        <w:rPr>
+          <w:lang w:eastAsia="zh-CN"/>
+        </w:rPr>
+        <w:t>知道对的做不到。这组帖主</w:t>
+      </w:r>
+      <w:proofErr w:type="gramStart"/>
+      <w:r>
+        <w:rPr>
+          <w:lang w:eastAsia="zh-CN"/>
+        </w:rPr>
+        <w:t>不</w:t>
+      </w:r>
+      <w:proofErr w:type="gramEnd"/>
+      <w:r>
+        <w:rPr>
+          <w:lang w:eastAsia="zh-CN"/>
+        </w:rPr>
+        <w:t>声称知道什么是对的，也</w:t>
+      </w:r>
+      <w:proofErr w:type="gramStart"/>
+      <w:r>
+        <w:rPr>
+          <w:lang w:eastAsia="zh-CN"/>
+        </w:rPr>
+        <w:t>不</w:t>
+      </w:r>
+      <w:proofErr w:type="gramEnd"/>
+      <w:r>
+        <w:rPr>
+          <w:lang w:eastAsia="zh-CN"/>
+        </w:rPr>
+        <w:t>声称在挣扎于是否应该用</w:t>
+      </w:r>
+      <w:r>
+        <w:rPr>
+          <w:lang w:eastAsia="zh-CN"/>
+        </w:rPr>
+        <w:t xml:space="preserve"> AI</w:t>
+      </w:r>
+      <w:r>
+        <w:rPr>
+          <w:lang w:eastAsia="zh-CN"/>
+        </w:rPr>
+        <w:t>。</w:t>
+      </w:r>
+      <w:r>
+        <w:rPr>
+          <w:lang w:eastAsia="zh-CN"/>
+        </w:rPr>
+        <w:t xml:space="preserve">AI </w:t>
+      </w:r>
+      <w:r>
+        <w:rPr>
+          <w:lang w:eastAsia="zh-CN"/>
+        </w:rPr>
+        <w:t>使用在这里根本不是一个道德问题或选择问题，它只是困境的一部分景象。</w:t>
+      </w:r>
+    </w:p>
+    <w:p>
+      <w:pPr>
+        <w:rPr>
+          <w:rFonts w:hint="eastAsia"/>
+          <w:lang w:eastAsia="zh-CN"/>
+        </w:rPr>
+      </w:pPr>
+    </w:p>
+    <w:p>
+      <w:pPr>
+        <w:rPr>
+          <w:lang w:eastAsia="zh-CN"/>
+        </w:rPr>
+      </w:pPr>
     </w:p>
     <w:sectPr>
       <w:pgSz w:w="12240" w:h="15840"/>
@@ -615,6 +1514,268 @@
 <file path=word/numbering.xml><?xml version="1.0" encoding="utf-8"?>
 <w:numbering xmlns:wpc="http://schemas.microsoft.com/office/word/2010/wordprocessingCanvas" xmlns:cx="http://schemas.microsoft.com/office/drawing/2014/chartex" xmlns:cx1="http://schemas.microsoft.com/office/drawing/2015/9/8/chartex" xmlns:cx2="http://schemas.microsoft.com/office/drawing/2015/10/21/chartex" xmlns:cx3="http://schemas.microsoft.com/office/drawing/2016/5/9/chartex" xmlns:cx4="http://schemas.microsoft.com/office/drawing/2016/5/10/chartex" xmlns:cx5="http://schemas.microsoft.com/office/drawing/2016/5/11/chartex" xmlns:cx6="http://schemas.microsoft.com/office/drawing/2016/5/12/chartex" xmlns:cx7="http://schemas.microsoft.com/office/drawing/2016/5/13/chartex" xmlns:cx8="http://schemas.microsoft.com/office/drawing/2016/5/14/chartex" xmlns:mc="http://schemas.openxmlformats.org/markup-compatibility/2006" xmlns:aink="http://schemas.microsoft.com/office/drawing/2016/ink" xmlns:am3d="http://schemas.microsoft.com/office/drawing/2017/model3d" xmlns:o="urn:schemas-microsoft-com:office:office" xmlns:oel="http://schemas.microsoft.com/office/2019/extlst" xmlns:r="http://schemas.openxmlformats.org/officeDocument/2006/relationships" xmlns:m="http://schemas.openxmlformats.org/officeDocument/2006/math" xmlns:v="urn:schemas-microsoft-com:vml" xmlns:wp14="http://schemas.microsoft.com/office/word/2010/wordprocessingDrawing" xmlns:wp="http://schemas.openxmlformats.org/drawingml/2006/wordprocessingDrawing" xmlns:w10="urn:schemas-microsoft-com:office:word" xmlns:w="http://schemas.openxmlformats.org/wordprocessingml/2006/main" xmlns:w14="http://schemas.microsoft.com/office/word/2010/wordml" xmlns:w15="http://schemas.microsoft.com/office/word/2012/wordml" xmlns:w16cex="http://schemas.microsoft.com/office/word/2018/wordml/cex" xmlns:w16cid="http://schemas.microsoft.com/office/word/2016/wordml/cid" xmlns:w16="http://schemas.microsoft.com/office/word/2018/wordml" xmlns:w16du="http://schemas.microsoft.com/office/word/2023/wordml/word16du" xmlns:w16sdtdh="http://schemas.microsoft.com/office/word/2020/wordml/sdtdatahash" xmlns:w16sdtfl="http://schemas.microsoft.com/office/word/2024/wordml/sdtformatlock" xmlns:w16se="http://schemas.microsoft.com/office/word/2015/wordml/symex" xmlns:wpg="http://schemas.microsoft.com/office/word/2010/wordprocessingGroup" xmlns:wpi="http://schemas.microsoft.com/office/word/2010/wordprocessingInk" xmlns:wne="http://schemas.microsoft.com/office/word/2006/wordml" xmlns:wps="http://schemas.microsoft.com/office/word/2010/wordprocessingShape" mc:Ignorable="w14 w15 w16se w16cid w16 w16cex w16sdtdh w16sdtfl w16du wp14">
   <w:abstractNum w:abstractNumId="0" w15:restartNumberingAfterBreak="0">
+    <w:nsid w:val="14720C4F"/>
+    <w:multiLevelType w:val="multilevel"/>
+    <w:tmpl w:val="DE088348"/>
+    <w:lvl w:ilvl="0">
+      <w:start w:val="1"/>
+      <w:numFmt w:val="bullet"/>
+      <w:lvlText w:val=""/>
+      <w:lvlJc w:val="left"/>
+      <w:pPr>
+        <w:tabs>
+          <w:tab w:val="num" w:pos="720"/>
+        </w:tabs>
+        <w:ind w:left="720" w:hanging="360"/>
+      </w:pPr>
+      <w:rPr>
+        <w:rFonts w:ascii="Symbol" w:hAnsi="Symbol" w:hint="default"/>
+        <w:sz w:val="20"/>
+      </w:rPr>
+    </w:lvl>
+    <w:lvl w:ilvl="1" w:tentative="1">
+      <w:start w:val="1"/>
+      <w:numFmt w:val="bullet"/>
+      <w:lvlText w:val="o"/>
+      <w:lvlJc w:val="left"/>
+      <w:pPr>
+        <w:tabs>
+          <w:tab w:val="num" w:pos="1440"/>
+        </w:tabs>
+        <w:ind w:left="1440" w:hanging="360"/>
+      </w:pPr>
+      <w:rPr>
+        <w:rFonts w:ascii="Courier New" w:hAnsi="Courier New" w:hint="default"/>
+        <w:sz w:val="20"/>
+      </w:rPr>
+    </w:lvl>
+    <w:lvl w:ilvl="2" w:tentative="1">
+      <w:start w:val="1"/>
+      <w:numFmt w:val="bullet"/>
+      <w:lvlText w:val=""/>
+      <w:lvlJc w:val="left"/>
+      <w:pPr>
+        <w:tabs>
+          <w:tab w:val="num" w:pos="2160"/>
+        </w:tabs>
+        <w:ind w:left="2160" w:hanging="360"/>
+      </w:pPr>
+      <w:rPr>
+        <w:rFonts w:ascii="Wingdings" w:hAnsi="Wingdings" w:hint="default"/>
+        <w:sz w:val="20"/>
+      </w:rPr>
+    </w:lvl>
+    <w:lvl w:ilvl="3" w:tentative="1">
+      <w:start w:val="1"/>
+      <w:numFmt w:val="bullet"/>
+      <w:lvlText w:val=""/>
+      <w:lvlJc w:val="left"/>
+      <w:pPr>
+        <w:tabs>
+          <w:tab w:val="num" w:pos="2880"/>
+        </w:tabs>
+        <w:ind w:left="2880" w:hanging="360"/>
+      </w:pPr>
+      <w:rPr>
+        <w:rFonts w:ascii="Wingdings" w:hAnsi="Wingdings" w:hint="default"/>
+        <w:sz w:val="20"/>
+      </w:rPr>
+    </w:lvl>
+    <w:lvl w:ilvl="4" w:tentative="1">
+      <w:start w:val="1"/>
+      <w:numFmt w:val="bullet"/>
+      <w:lvlText w:val=""/>
+      <w:lvlJc w:val="left"/>
+      <w:pPr>
+        <w:tabs>
+          <w:tab w:val="num" w:pos="3600"/>
+        </w:tabs>
+        <w:ind w:left="3600" w:hanging="360"/>
+      </w:pPr>
+      <w:rPr>
+        <w:rFonts w:ascii="Wingdings" w:hAnsi="Wingdings" w:hint="default"/>
+        <w:sz w:val="20"/>
+      </w:rPr>
+    </w:lvl>
+    <w:lvl w:ilvl="5" w:tentative="1">
+      <w:start w:val="1"/>
+      <w:numFmt w:val="bullet"/>
+      <w:lvlText w:val=""/>
+      <w:lvlJc w:val="left"/>
+      <w:pPr>
+        <w:tabs>
+          <w:tab w:val="num" w:pos="4320"/>
+        </w:tabs>
+        <w:ind w:left="4320" w:hanging="360"/>
+      </w:pPr>
+      <w:rPr>
+        <w:rFonts w:ascii="Wingdings" w:hAnsi="Wingdings" w:hint="default"/>
+        <w:sz w:val="20"/>
+      </w:rPr>
+    </w:lvl>
+    <w:lvl w:ilvl="6" w:tentative="1">
+      <w:start w:val="1"/>
+      <w:numFmt w:val="bullet"/>
+      <w:lvlText w:val=""/>
+      <w:lvlJc w:val="left"/>
+      <w:pPr>
+        <w:tabs>
+          <w:tab w:val="num" w:pos="5040"/>
+        </w:tabs>
+        <w:ind w:left="5040" w:hanging="360"/>
+      </w:pPr>
+      <w:rPr>
+        <w:rFonts w:ascii="Wingdings" w:hAnsi="Wingdings" w:hint="default"/>
+        <w:sz w:val="20"/>
+      </w:rPr>
+    </w:lvl>
+    <w:lvl w:ilvl="7" w:tentative="1">
+      <w:start w:val="1"/>
+      <w:numFmt w:val="bullet"/>
+      <w:lvlText w:val=""/>
+      <w:lvlJc w:val="left"/>
+      <w:pPr>
+        <w:tabs>
+          <w:tab w:val="num" w:pos="5760"/>
+        </w:tabs>
+        <w:ind w:left="5760" w:hanging="360"/>
+      </w:pPr>
+      <w:rPr>
+        <w:rFonts w:ascii="Wingdings" w:hAnsi="Wingdings" w:hint="default"/>
+        <w:sz w:val="20"/>
+      </w:rPr>
+    </w:lvl>
+    <w:lvl w:ilvl="8" w:tentative="1">
+      <w:start w:val="1"/>
+      <w:numFmt w:val="bullet"/>
+      <w:lvlText w:val=""/>
+      <w:lvlJc w:val="left"/>
+      <w:pPr>
+        <w:tabs>
+          <w:tab w:val="num" w:pos="6480"/>
+        </w:tabs>
+        <w:ind w:left="6480" w:hanging="360"/>
+      </w:pPr>
+      <w:rPr>
+        <w:rFonts w:ascii="Wingdings" w:hAnsi="Wingdings" w:hint="default"/>
+        <w:sz w:val="20"/>
+      </w:rPr>
+    </w:lvl>
+  </w:abstractNum>
+  <w:abstractNum w:abstractNumId="1" w15:restartNumberingAfterBreak="0">
+    <w:nsid w:val="15690DFA"/>
+    <w:multiLevelType w:val="multilevel"/>
+    <w:tmpl w:val="6FF0DACE"/>
+    <w:lvl w:ilvl="0">
+      <w:start w:val="1"/>
+      <w:numFmt w:val="decimal"/>
+      <w:lvlText w:val="%1."/>
+      <w:lvlJc w:val="left"/>
+      <w:pPr>
+        <w:tabs>
+          <w:tab w:val="num" w:pos="720"/>
+        </w:tabs>
+        <w:ind w:left="720" w:hanging="360"/>
+      </w:pPr>
+    </w:lvl>
+    <w:lvl w:ilvl="1" w:tentative="1">
+      <w:start w:val="1"/>
+      <w:numFmt w:val="decimal"/>
+      <w:lvlText w:val="%2."/>
+      <w:lvlJc w:val="left"/>
+      <w:pPr>
+        <w:tabs>
+          <w:tab w:val="num" w:pos="1440"/>
+        </w:tabs>
+        <w:ind w:left="1440" w:hanging="360"/>
+      </w:pPr>
+    </w:lvl>
+    <w:lvl w:ilvl="2" w:tentative="1">
+      <w:start w:val="1"/>
+      <w:numFmt w:val="decimal"/>
+      <w:lvlText w:val="%3."/>
+      <w:lvlJc w:val="left"/>
+      <w:pPr>
+        <w:tabs>
+          <w:tab w:val="num" w:pos="2160"/>
+        </w:tabs>
+        <w:ind w:left="2160" w:hanging="360"/>
+      </w:pPr>
+    </w:lvl>
+    <w:lvl w:ilvl="3" w:tentative="1">
+      <w:start w:val="1"/>
+      <w:numFmt w:val="decimal"/>
+      <w:lvlText w:val="%4."/>
+      <w:lvlJc w:val="left"/>
+      <w:pPr>
+        <w:tabs>
+          <w:tab w:val="num" w:pos="2880"/>
+        </w:tabs>
+        <w:ind w:left="2880" w:hanging="360"/>
+      </w:pPr>
+    </w:lvl>
+    <w:lvl w:ilvl="4" w:tentative="1">
+      <w:start w:val="1"/>
+      <w:numFmt w:val="decimal"/>
+      <w:lvlText w:val="%5."/>
+      <w:lvlJc w:val="left"/>
+      <w:pPr>
+        <w:tabs>
+          <w:tab w:val="num" w:pos="3600"/>
+        </w:tabs>
+        <w:ind w:left="3600" w:hanging="360"/>
+      </w:pPr>
+    </w:lvl>
+    <w:lvl w:ilvl="5" w:tentative="1">
+      <w:start w:val="1"/>
+      <w:numFmt w:val="decimal"/>
+      <w:lvlText w:val="%6."/>
+      <w:lvlJc w:val="left"/>
+      <w:pPr>
+        <w:tabs>
+          <w:tab w:val="num" w:pos="4320"/>
+        </w:tabs>
+        <w:ind w:left="4320" w:hanging="360"/>
+      </w:pPr>
+    </w:lvl>
+    <w:lvl w:ilvl="6" w:tentative="1">
+      <w:start w:val="1"/>
+      <w:numFmt w:val="decimal"/>
+      <w:lvlText w:val="%7."/>
+      <w:lvlJc w:val="left"/>
+      <w:pPr>
+        <w:tabs>
+          <w:tab w:val="num" w:pos="5040"/>
+        </w:tabs>
+        <w:ind w:left="5040" w:hanging="360"/>
+      </w:pPr>
+    </w:lvl>
+    <w:lvl w:ilvl="7" w:tentative="1">
+      <w:start w:val="1"/>
+      <w:numFmt w:val="decimal"/>
+      <w:lvlText w:val="%8."/>
+      <w:lvlJc w:val="left"/>
+      <w:pPr>
+        <w:tabs>
+          <w:tab w:val="num" w:pos="5760"/>
+        </w:tabs>
+        <w:ind w:left="5760" w:hanging="360"/>
+      </w:pPr>
+    </w:lvl>
+    <w:lvl w:ilvl="8" w:tentative="1">
+      <w:start w:val="1"/>
+      <w:numFmt w:val="decimal"/>
+      <w:lvlText w:val="%9."/>
+      <w:lvlJc w:val="left"/>
+      <w:pPr>
+        <w:tabs>
+          <w:tab w:val="num" w:pos="6480"/>
+        </w:tabs>
+        <w:ind w:left="6480" w:hanging="360"/>
+      </w:pPr>
+    </w:lvl>
+  </w:abstractNum>
+  <w:abstractNum w:abstractNumId="2" w15:restartNumberingAfterBreak="0">
     <w:nsid w:val="19510016"/>
     <w:multiLevelType w:val="multilevel"/>
     <w:tmpl w:val="E8A24376"/>
@@ -763,7 +1924,7 @@
       </w:rPr>
     </w:lvl>
   </w:abstractNum>
-  <w:abstractNum w:abstractNumId="1" w15:restartNumberingAfterBreak="0">
+  <w:abstractNum w:abstractNumId="3" w15:restartNumberingAfterBreak="0">
     <w:nsid w:val="345F6FB3"/>
     <w:multiLevelType w:val="multilevel"/>
     <w:tmpl w:val="F1EEF2F4"/>
@@ -912,7 +2073,7 @@
       </w:rPr>
     </w:lvl>
   </w:abstractNum>
-  <w:abstractNum w:abstractNumId="2" w15:restartNumberingAfterBreak="0">
+  <w:abstractNum w:abstractNumId="4" w15:restartNumberingAfterBreak="0">
     <w:nsid w:val="4B693E81"/>
     <w:multiLevelType w:val="multilevel"/>
     <w:tmpl w:val="14043340"/>
@@ -1062,12 +2223,18 @@
     </w:lvl>
   </w:abstractNum>
   <w:num w:numId="1" w16cid:durableId="1120762940">
+    <w:abstractNumId w:val="2"/>
+  </w:num>
+  <w:num w:numId="2" w16cid:durableId="871649730">
+    <w:abstractNumId w:val="4"/>
+  </w:num>
+  <w:num w:numId="3" w16cid:durableId="572470088">
+    <w:abstractNumId w:val="3"/>
+  </w:num>
+  <w:num w:numId="4" w16cid:durableId="35861085">
     <w:abstractNumId w:val="0"/>
   </w:num>
-  <w:num w:numId="2" w16cid:durableId="871649730">
-    <w:abstractNumId w:val="2"/>
-  </w:num>
-  <w:num w:numId="3" w16cid:durableId="572470088">
+  <w:num w:numId="5" w16cid:durableId="1419790859">
     <w:abstractNumId w:val="1"/>
   </w:num>
 </w:numbering>

--- a/analysis/Habitual x Primary x CO or VE/summary_habitual_primary_co_ve.docx
+++ b/analysis/Habitual x Primary x CO or VE/summary_habitual_primary_co_ve.docx
@@ -267,12 +267,18 @@
         </w:rPr>
         <w:t>无用但照用），而非各帖漂移。</w:t>
       </w:r>
+      <w:r>
+        <w:rPr>
+          <w:rFonts w:hint="eastAsia"/>
+          <w:lang w:eastAsia="zh-CN"/>
+        </w:rPr>
+        <w:t>是一个跨社区存在，但是显著区别于其他组合的，最广泛存在的内部同质组合。</w:t>
+      </w:r>
     </w:p>
     <w:p>
       <w:pPr>
         <w:pStyle w:val="1"/>
         <w:rPr>
-          <w:rFonts w:hint="eastAsia"/>
           <w:lang w:eastAsia="zh-CN"/>
         </w:rPr>
       </w:pPr>
@@ -1009,123 +1015,35 @@
     </w:p>
     <w:p>
       <w:pPr>
-        <w:numPr>
-          <w:ilvl w:val="0"/>
-          <w:numId w:val="5"/>
-        </w:numPr>
-        <w:rPr>
-          <w:lang w:eastAsia="zh-CN"/>
-        </w:rPr>
-      </w:pPr>
-      <w:r>
-        <w:rPr>
-          <w:b/>
-          <w:bCs/>
-          <w:lang w:eastAsia="zh-CN"/>
-        </w:rPr>
-        <w:t>痛苦需要资格认证</w:t>
-      </w:r>
-      <w:r>
-        <w:rPr>
-          <w:lang w:eastAsia="zh-CN"/>
-        </w:rPr>
-        <w:t>——</w:t>
-      </w:r>
-      <w:r>
-        <w:rPr>
-          <w:lang w:eastAsia="zh-CN"/>
-        </w:rPr>
-        <w:t>但</w:t>
-      </w:r>
-      <w:proofErr w:type="gramStart"/>
-      <w:r>
-        <w:rPr>
-          <w:lang w:eastAsia="zh-CN"/>
-        </w:rPr>
-        <w:t>这组帖主的</w:t>
-      </w:r>
-      <w:proofErr w:type="gramEnd"/>
-      <w:r>
-        <w:rPr>
-          <w:lang w:eastAsia="zh-CN"/>
-        </w:rPr>
-        <w:t>处理方式与前面不同。不是通过</w:t>
-      </w:r>
-      <w:r>
-        <w:rPr>
-          <w:lang w:eastAsia="zh-CN"/>
-        </w:rPr>
-        <w:t xml:space="preserve"> disclaimer </w:t>
-      </w:r>
-      <w:r>
-        <w:rPr>
-          <w:lang w:eastAsia="zh-CN"/>
-        </w:rPr>
-        <w:t>和反向资格构建来争取合法性，而是通过</w:t>
-      </w:r>
-      <w:r>
-        <w:rPr>
-          <w:b/>
-          <w:bCs/>
-          <w:lang w:eastAsia="zh-CN"/>
-        </w:rPr>
-        <w:t>堆积困境清单</w:t>
-      </w:r>
-      <w:r>
-        <w:rPr>
-          <w:lang w:eastAsia="zh-CN"/>
-        </w:rPr>
-        <w:t>来让痛苦的严重性不言自明。</w:t>
-      </w:r>
-      <w:r>
-        <w:rPr>
-          <w:lang w:eastAsia="zh-CN"/>
-        </w:rPr>
-        <w:t xml:space="preserve">AI </w:t>
-      </w:r>
-      <w:r>
-        <w:rPr>
-          <w:lang w:eastAsia="zh-CN"/>
-        </w:rPr>
-        <w:t>使用作为清单中的一项，服务于这个堆积。</w:t>
-      </w:r>
-    </w:p>
-    <w:p>
-      <w:pPr>
-        <w:numPr>
-          <w:ilvl w:val="0"/>
-          <w:numId w:val="5"/>
-        </w:numPr>
-        <w:rPr>
-          <w:lang w:eastAsia="zh-CN"/>
-        </w:rPr>
-      </w:pPr>
-      <w:r>
         <w:rPr>
           <w:rFonts w:hint="eastAsia"/>
           <w:b/>
           <w:bCs/>
-          <w:lang w:eastAsia="zh-CN"/>
-        </w:rPr>
-        <w:t>一个合法的求助者应该</w:t>
-      </w:r>
-      <w:r>
-        <w:rPr>
+          <w:i/>
+          <w:iCs/>
+          <w:color w:val="8784C7" w:themeColor="accent2"/>
+          <w:lang w:eastAsia="zh-CN"/>
+        </w:rPr>
+      </w:pPr>
+      <w:bookmarkStart w:id="2" w:name="_Hlk236771115"/>
+      <w:r>
+        <w:rPr>
+          <w:rStyle w:val="a7"/>
           <w:rFonts w:hint="eastAsia"/>
+          <w:lang w:eastAsia="zh-CN"/>
+        </w:rPr>
+        <w:t xml:space="preserve">1. </w:t>
+      </w:r>
+      <w:r>
+        <w:rPr>
           <w:b/>
           <w:bCs/>
-          <w:lang w:eastAsia="zh-CN"/>
-        </w:rPr>
-        <w:t>1.</w:t>
-      </w:r>
-      <w:r>
-        <w:rPr>
-          <w:rFonts w:hint="eastAsia"/>
-          <w:b/>
-          <w:bCs/>
-          <w:lang w:eastAsia="zh-CN"/>
-        </w:rPr>
-        <w:t>做了所有能做的东西再来求助</w:t>
+          <w:i/>
+          <w:iCs/>
+          <w:color w:val="8784C7" w:themeColor="accent2"/>
+          <w:lang w:eastAsia="zh-CN"/>
+        </w:rPr>
+        <w:t>真正具有社会价值的认可，需要来自现实中的他者，而不是仅仅获得响应、理解或陪伴的感觉</w:t>
       </w:r>
     </w:p>
     <w:p>
@@ -1135,311 +1053,142 @@
           <w:lang w:eastAsia="zh-CN"/>
         </w:rPr>
       </w:pPr>
-      <w:bookmarkStart w:id="2" w:name="_Hlk236771115"/>
       <w:r>
         <w:rPr>
           <w:lang w:eastAsia="zh-CN"/>
         </w:rPr>
         <w:t>主体位置</w:t>
       </w:r>
-    </w:p>
-    <w:p>
-      <w:pPr>
-        <w:rPr>
-          <w:lang w:eastAsia="zh-CN"/>
-        </w:rPr>
-      </w:pPr>
-      <w:r>
-        <w:rPr>
-          <w:b/>
-          <w:bCs/>
-          <w:lang w:eastAsia="zh-CN"/>
-        </w:rPr>
-        <w:t>用困境证明自己失败的叙述者</w:t>
-      </w:r>
-      <w:r>
-        <w:rPr>
-          <w:lang w:eastAsia="zh-CN"/>
-        </w:rPr>
-        <w:t>——</w:t>
-      </w:r>
-      <w:proofErr w:type="gramStart"/>
-      <w:r>
-        <w:rPr>
-          <w:lang w:eastAsia="zh-CN"/>
-        </w:rPr>
-        <w:t>帖主不是</w:t>
-      </w:r>
-      <w:proofErr w:type="gramEnd"/>
-      <w:r>
-        <w:rPr>
-          <w:lang w:eastAsia="zh-CN"/>
-        </w:rPr>
-        <w:t>在求助、不是在辩护、不是在寻求正常化。</w:t>
-      </w:r>
-      <w:bookmarkStart w:id="3" w:name="_Hlk236771999"/>
-      <w:proofErr w:type="gramStart"/>
-      <w:r>
-        <w:rPr>
-          <w:lang w:eastAsia="zh-CN"/>
-        </w:rPr>
-        <w:t>帖主在</w:t>
-      </w:r>
-      <w:proofErr w:type="gramEnd"/>
-      <w:r>
-        <w:rPr>
-          <w:lang w:eastAsia="zh-CN"/>
-        </w:rPr>
-        <w:t>做的事情是</w:t>
-      </w:r>
-      <w:r>
-        <w:rPr>
-          <w:b/>
-          <w:bCs/>
-          <w:lang w:eastAsia="zh-CN"/>
-        </w:rPr>
-        <w:t>展示自己的处境</w:t>
-      </w:r>
-      <w:r>
-        <w:rPr>
-          <w:lang w:eastAsia="zh-CN"/>
-        </w:rPr>
-        <w:t>，而</w:t>
-      </w:r>
-      <w:r>
-        <w:rPr>
-          <w:lang w:eastAsia="zh-CN"/>
-        </w:rPr>
-        <w:t xml:space="preserve"> AI </w:t>
-      </w:r>
-      <w:r>
-        <w:rPr>
-          <w:lang w:eastAsia="zh-CN"/>
-        </w:rPr>
-        <w:t>使用是这个展示中的一个证据项</w:t>
-      </w:r>
-      <w:r>
-        <w:rPr>
-          <w:lang w:eastAsia="zh-CN"/>
-        </w:rPr>
-        <w:t>——</w:t>
-      </w:r>
-      <w:r>
-        <w:rPr>
-          <w:lang w:eastAsia="zh-CN"/>
-        </w:rPr>
-        <w:t>有时是沦落的终点，有时是无用但照用的习惯，有时是劣质仿制品。</w:t>
-      </w:r>
-      <w:proofErr w:type="gramStart"/>
-      <w:r>
-        <w:rPr>
-          <w:lang w:eastAsia="zh-CN"/>
-        </w:rPr>
-        <w:t>帖主对</w:t>
-      </w:r>
-      <w:proofErr w:type="gramEnd"/>
-      <w:r>
-        <w:rPr>
-          <w:lang w:eastAsia="zh-CN"/>
-        </w:rPr>
-        <w:t xml:space="preserve"> AI </w:t>
-      </w:r>
-      <w:r>
-        <w:rPr>
-          <w:lang w:eastAsia="zh-CN"/>
-        </w:rPr>
-        <w:t>的负面判断（如果有的话）</w:t>
-      </w:r>
-      <w:proofErr w:type="gramStart"/>
-      <w:r>
-        <w:rPr>
-          <w:lang w:eastAsia="zh-CN"/>
-        </w:rPr>
-        <w:t>不</w:t>
-      </w:r>
-      <w:proofErr w:type="gramEnd"/>
-      <w:r>
-        <w:rPr>
-          <w:lang w:eastAsia="zh-CN"/>
-        </w:rPr>
-        <w:t>反弹到</w:t>
-      </w:r>
-      <w:r>
-        <w:rPr>
-          <w:lang w:eastAsia="zh-CN"/>
-        </w:rPr>
-        <w:t xml:space="preserve"> AI </w:t>
-      </w:r>
-      <w:r>
-        <w:rPr>
-          <w:lang w:eastAsia="zh-CN"/>
-        </w:rPr>
-        <w:t>上，而是反弹到自己身上</w:t>
-      </w:r>
-      <w:r>
-        <w:rPr>
-          <w:lang w:eastAsia="zh-CN"/>
-        </w:rPr>
-        <w:t>——"</w:t>
-      </w:r>
-      <w:r>
-        <w:rPr>
-          <w:lang w:eastAsia="zh-CN"/>
-        </w:rPr>
-        <w:t>连</w:t>
-      </w:r>
-      <w:r>
-        <w:rPr>
-          <w:lang w:eastAsia="zh-CN"/>
-        </w:rPr>
-        <w:t xml:space="preserve"> AI </w:t>
-      </w:r>
-      <w:r>
-        <w:rPr>
-          <w:lang w:eastAsia="zh-CN"/>
-        </w:rPr>
-        <w:t>都是我唯一能用的</w:t>
-      </w:r>
-      <w:r>
-        <w:rPr>
-          <w:lang w:eastAsia="zh-CN"/>
-        </w:rPr>
-        <w:t>"</w:t>
-      </w:r>
-      <w:r>
-        <w:rPr>
-          <w:lang w:eastAsia="zh-CN"/>
-        </w:rPr>
-        <w:t>证明的不是</w:t>
-      </w:r>
-      <w:r>
-        <w:rPr>
-          <w:lang w:eastAsia="zh-CN"/>
-        </w:rPr>
-        <w:t xml:space="preserve"> AI </w:t>
-      </w:r>
-      <w:r>
-        <w:rPr>
-          <w:lang w:eastAsia="zh-CN"/>
-        </w:rPr>
-        <w:t>差，而是我差。</w:t>
-      </w:r>
-      <w:bookmarkEnd w:id="3"/>
     </w:p>
     <w:bookmarkEnd w:id="2"/>
     <w:p>
       <w:pPr>
-        <w:rPr>
-          <w:lang w:eastAsia="zh-CN"/>
-        </w:rPr>
-      </w:pPr>
-      <w:r>
-        <w:rPr>
-          <w:lang w:eastAsia="zh-CN"/>
-        </w:rPr>
-        <w:t>与前面组合的区分：前三帖（</w:t>
-      </w:r>
-      <w:r>
-        <w:rPr>
-          <w:lang w:eastAsia="zh-CN"/>
-        </w:rPr>
-        <w:t>Supplement/NM</w:t>
-      </w:r>
-      <w:r>
-        <w:rPr>
-          <w:lang w:eastAsia="zh-CN"/>
-        </w:rPr>
-        <w:t>）</w:t>
-      </w:r>
-      <w:proofErr w:type="gramStart"/>
-      <w:r>
-        <w:rPr>
-          <w:lang w:eastAsia="zh-CN"/>
-        </w:rPr>
-        <w:t>的帖主是</w:t>
-      </w:r>
-      <w:proofErr w:type="gramEnd"/>
-      <w:r>
-        <w:rPr>
-          <w:lang w:eastAsia="zh-CN"/>
-        </w:rPr>
-        <w:t>"</w:t>
-      </w:r>
-      <w:r>
-        <w:rPr>
-          <w:lang w:eastAsia="zh-CN"/>
-        </w:rPr>
-        <w:t>失控的知情者</w:t>
-      </w:r>
-      <w:r>
-        <w:rPr>
-          <w:lang w:eastAsia="zh-CN"/>
-        </w:rPr>
-        <w:t>"——</w:t>
-      </w:r>
-      <w:r>
-        <w:rPr>
-          <w:lang w:eastAsia="zh-CN"/>
-        </w:rPr>
-        <w:t>知道对的做不到。这组帖主</w:t>
-      </w:r>
-      <w:proofErr w:type="gramStart"/>
-      <w:r>
-        <w:rPr>
-          <w:lang w:eastAsia="zh-CN"/>
-        </w:rPr>
-        <w:t>不</w:t>
-      </w:r>
-      <w:proofErr w:type="gramEnd"/>
-      <w:r>
-        <w:rPr>
-          <w:lang w:eastAsia="zh-CN"/>
-        </w:rPr>
-        <w:t>声称知道什么是对的，也</w:t>
-      </w:r>
-      <w:proofErr w:type="gramStart"/>
-      <w:r>
-        <w:rPr>
-          <w:lang w:eastAsia="zh-CN"/>
-        </w:rPr>
-        <w:t>不</w:t>
-      </w:r>
-      <w:proofErr w:type="gramEnd"/>
-      <w:r>
-        <w:rPr>
-          <w:lang w:eastAsia="zh-CN"/>
-        </w:rPr>
-        <w:t>声称在挣扎于是否应该用</w:t>
-      </w:r>
-      <w:r>
-        <w:rPr>
-          <w:lang w:eastAsia="zh-CN"/>
-        </w:rPr>
-        <w:t xml:space="preserve"> AI</w:t>
-      </w:r>
-      <w:r>
-        <w:rPr>
-          <w:lang w:eastAsia="zh-CN"/>
-        </w:rPr>
-        <w:t>。</w:t>
-      </w:r>
-      <w:r>
-        <w:rPr>
-          <w:lang w:eastAsia="zh-CN"/>
-        </w:rPr>
-        <w:t xml:space="preserve">AI </w:t>
-      </w:r>
-      <w:r>
-        <w:rPr>
-          <w:lang w:eastAsia="zh-CN"/>
-        </w:rPr>
-        <w:t>使用在这里根本不是一个道德问题或选择问题，它只是困境的一部分景象。</w:t>
+        <w:pStyle w:val="4"/>
+        <w:rPr>
+          <w:lang w:eastAsia="zh-CN"/>
+        </w:rPr>
+      </w:pPr>
+      <w:r>
+        <w:rPr>
+          <w:lang w:eastAsia="zh-CN"/>
+        </w:rPr>
+        <w:t>获得功能性承接、却无法恢复社会性生命感的孤立主体</w:t>
       </w:r>
     </w:p>
     <w:p>
       <w:pPr>
         <w:rPr>
-          <w:rFonts w:hint="eastAsia"/>
+          <w:lang w:eastAsia="zh-CN"/>
+        </w:rPr>
+      </w:pPr>
+      <w:r>
+        <w:rPr>
+          <w:lang w:eastAsia="zh-CN"/>
+        </w:rPr>
+        <w:t>这组帖子将</w:t>
+      </w:r>
+      <w:r>
+        <w:rPr>
+          <w:lang w:eastAsia="zh-CN"/>
+        </w:rPr>
+        <w:t xml:space="preserve"> AI </w:t>
+      </w:r>
+      <w:r>
+        <w:rPr>
+          <w:lang w:eastAsia="zh-CN"/>
+        </w:rPr>
+        <w:t>嵌入高度一致的社会孤立叙事。</w:t>
+      </w:r>
+      <w:r>
+        <w:rPr>
+          <w:lang w:eastAsia="zh-CN"/>
+        </w:rPr>
+        <w:t xml:space="preserve">AI </w:t>
+      </w:r>
+      <w:r>
+        <w:rPr>
+          <w:lang w:eastAsia="zh-CN"/>
+        </w:rPr>
+        <w:t>并非因为完全无效而成为困境证据；相反，它能够承担部分通常由人际关系完成的功能，却不能因此使主体重新获得真人关系中的互惠、认可和现实参与。正因为这种功能性补偿并未转化为社会性恢复，</w:t>
+      </w:r>
+      <w:r>
+        <w:rPr>
+          <w:lang w:eastAsia="zh-CN"/>
+        </w:rPr>
+        <w:t xml:space="preserve">AI </w:t>
+      </w:r>
+      <w:r>
+        <w:rPr>
+          <w:lang w:eastAsia="zh-CN"/>
+        </w:rPr>
+        <w:t>的持续存在反而能够标记一种</w:t>
+      </w:r>
+      <w:r>
+        <w:rPr>
+          <w:lang w:eastAsia="zh-CN"/>
+        </w:rPr>
+        <w:t>“</w:t>
+      </w:r>
+      <w:r>
+        <w:rPr>
+          <w:lang w:eastAsia="zh-CN"/>
+        </w:rPr>
+        <w:t>仍在运转、却没有重新进入生活</w:t>
+      </w:r>
+      <w:r>
+        <w:rPr>
+          <w:lang w:eastAsia="zh-CN"/>
+        </w:rPr>
+        <w:t>”</w:t>
+      </w:r>
+      <w:r>
+        <w:rPr>
+          <w:lang w:eastAsia="zh-CN"/>
+        </w:rPr>
+        <w:t>的状态。</w:t>
+      </w:r>
+      <w:proofErr w:type="gramStart"/>
+      <w:r>
+        <w:rPr>
+          <w:lang w:eastAsia="zh-CN"/>
+        </w:rPr>
+        <w:t>帖主因此</w:t>
+      </w:r>
+      <w:proofErr w:type="gramEnd"/>
+      <w:r>
+        <w:rPr>
+          <w:lang w:eastAsia="zh-CN"/>
+        </w:rPr>
+        <w:t>无需额外证明</w:t>
+      </w:r>
+      <w:r>
+        <w:rPr>
+          <w:lang w:eastAsia="zh-CN"/>
+        </w:rPr>
+        <w:t xml:space="preserve"> AI </w:t>
+      </w:r>
+      <w:r>
+        <w:rPr>
+          <w:lang w:eastAsia="zh-CN"/>
+        </w:rPr>
+        <w:t>使用为何合理：</w:t>
+      </w:r>
+      <w:r>
+        <w:rPr>
+          <w:lang w:eastAsia="zh-CN"/>
+        </w:rPr>
+        <w:t xml:space="preserve">AI </w:t>
+      </w:r>
+      <w:r>
+        <w:rPr>
+          <w:lang w:eastAsia="zh-CN"/>
+        </w:rPr>
+        <w:t>的使用本身已经被组织成社会匮乏仍未解决的证据。</w:t>
+      </w:r>
+    </w:p>
+    <w:p>
+      <w:pPr>
+        <w:rPr>
           <w:lang w:eastAsia="zh-CN"/>
         </w:rPr>
       </w:pPr>
@@ -2858,6 +2607,7 @@
   <w:style w:type="character" w:default="1" w:styleId="a0">
     <w:name w:val="Default Paragraph Font"/>
     <w:uiPriority w:val="1"/>
+    <w:semiHidden/>
     <w:unhideWhenUsed/>
   </w:style>
   <w:style w:type="table" w:default="1" w:styleId="a1">
